--- a/policies/build/chapters_v2/AAC/document/AAC7/SOP_IQC_ResultRelease.docx
+++ b/policies/build/chapters_v2/AAC/document/AAC7/SOP_IQC_ResultRelease.docx
@@ -321,18 +321,12 @@
     </w:p>
     <w:p>
       <w:r>
-        <w:t xml:space="preserve">Laboratory Technologist: </w:t>
-      </w:r>
-      <w:r>
-        <w:t>runs IQC per the defined schedule and checks results before releasing any patient result for that run.</w:t>
+        <w:t xml:space="preserve">Laboratory Technologist: runs IQC per the defined schedule and checks results before releasing any patient result for that run.</w:t>
       </w:r>
     </w:p>
     <w:p>
       <w:r>
-        <w:t xml:space="preserve">Laboratory In-Charge / Supervising Specialist: </w:t>
-      </w:r>
-      <w:r>
-        <w:t>authorises any override when IQC fails, with documented justification.</w:t>
+        <w:t xml:space="preserve">Laboratory In-Charge / Supervising Specialist: authorises any override when IQC fails, with documented justification.</w:t>
       </w:r>
     </w:p>
     <w:p>
@@ -429,6 +423,14 @@
     </w:p>
     <w:p>
       <w:pPr>
+        <w:pStyle w:val="ListParagraph"/>
+      </w:pPr>
+      <w:r>
+        <w:t>Note: CLSI C24 is cited for IQC design/interpretation technique only. NABH does not mandate this specific guideline — ISO 15189 (the standard NABL accreditation is based on) and the hospital’s own validated IQC protocol are equally acceptable.</w:t>
+      </w:r>
+    </w:p>
+    <w:p>
+      <w:pPr>
         <w:pStyle w:val="Heading2"/>
       </w:pPr>
       <w:r>
@@ -514,7 +516,7 @@
     </w:p>
     <w:p>
       <w:r>
-        <w:t>1. Enrol in PT/EQA schemes for every analyte where a formal programme exists and the laboratory performs the test.</w:t>
+        <w:t>1. Enrol in PT/EQA schemes for every analyte where a formal programme exists and the laboratory performs the test — preferably an EQAS run by an NABL-recognised or Indian provider (e.g. CMC Vellore EQAS, AIIMS EQAS) where available, alongside or instead of an international scheme.</w:t>
       </w:r>
     </w:p>
     <w:p>

--- a/policies/build/chapters_v2/AAC/document/AAC7/SOP_IQC_ResultRelease.docx
+++ b/policies/build/chapters_v2/AAC/document/AAC7/SOP_IQC_ResultRelease.docx
@@ -384,7 +384,7 @@
         <w:rPr>
           <w:i/>
         </w:rPr>
-        <w:t>Skipping or rushing this step is exactly the kind of gap an assessor — or a real patient safety incident — would eventually surface.</w:t>
+        <w:t>Releasing patient results without running IQC first means there is nothing standing between an out-of-control instrument and a wrong result reaching a doctor.</w:t>
       </w:r>
     </w:p>
     <w:p>
@@ -449,7 +449,7 @@
         <w:rPr>
           <w:i/>
         </w:rPr>
-        <w:t>Skipping or rushing this step is exactly the kind of gap an assessor — or a real patient safety incident — would eventually surface.</w:t>
+        <w:t>Continuing to release results for a parameter that has failed IQC — without a documented, authorised override — risks reporting a number the lab can't actually stand behind.</w:t>
       </w:r>
     </w:p>
     <w:p>
@@ -511,7 +511,7 @@
         <w:rPr>
           <w:i/>
         </w:rPr>
-        <w:t>Skipping or rushing this step is exactly the kind of gap an assessor — or a real patient safety incident — would eventually surface.</w:t>
+        <w:t>Without external proficiency testing, a lab has no independent check that its results agree with anyone else's — internal QC alone can't catch a shared bias.</w:t>
       </w:r>
     </w:p>
     <w:p>
@@ -584,7 +584,7 @@
             <w:color w:val="0563C1"/>
             <w:u w:val="single"/>
           </w:rPr>
-          <w:t>NABH — Hospitals Accreditation Programme (HCO), 6th Edition standards</w:t>
+          <w:t>National Accreditation Board for Hospitals and Healthcare Providers. (2025). NABH accreditation standards for hospitals (6th ed.). ISBN 978-81-965264-9-8.</w:t>
         </w:r>
       </w:hyperlink>
     </w:p>
